--- a/docs/settings-management-flow-guide.docx
+++ b/docs/settings-management-flow-guide.docx
@@ -287,7 +287,7 @@
               <w:rPr>
                 <w:sz w:val="19"/>
               </w:rPr>
-              <w:t>Spectrum</w:t>
+              <w:t>Collections procedures</w:t>
             </w:r>
           </w:p>
         </w:tc>
